--- a/Reactivos_por_Dimension/01_Robo.docx
+++ b/Reactivos_por_Dimension/01_Robo.docx
@@ -77,7 +77,7 @@
         <w:spacing w:after="150" w:before="300"/>
       </w:pPr>
       <w:r>
-        <w:t xml:space="preserve">Reactivos de la dimensión 1. Robo (4 reactivos)</w:t>
+        <w:t xml:space="preserve">Reactivos de la dimensión 1. Robo (10 reactivos)</w:t>
       </w:r>
     </w:p>
     <w:p>
@@ -86,7 +86,7 @@
         <w:spacing w:after="100" w:before="200"/>
       </w:pPr>
       <w:r>
-        <w:t xml:space="preserve">R001 — Justificación cognitiva de sustracción de bajo valor</w:t>
+        <w:t xml:space="preserve">R001 — Opinión/Actitud — indicador 1 (Apropiación de bienes materiales ajenos (dinero, mercancía, insumos).)</w:t>
       </w:r>
     </w:p>
     <w:p>
@@ -116,7 +116,7 @@
         <w:t xml:space="preserve">Indicador conductual (Fase 1): </w:t>
       </w:r>
       <w:r>
-        <w:t xml:space="preserve">Racionalización de la sustracción como "no es robo real" cuando el daño es indirecto o difuso.</w:t>
+        <w:t xml:space="preserve">Apropiación de bienes materiales ajenos (dinero, mercancía, insumos).</w:t>
       </w:r>
     </w:p>
     <w:p>
@@ -131,7 +131,7 @@
         <w:t xml:space="preserve">Pregunta completa (variante base): </w:t>
       </w:r>
       <w:r>
-        <w:t xml:space="preserve">¿Qué tan de acuerdo estás con la siguiente idea: 'Tomar un artículo de bajo valor del trabajo para uso personal, sin autorización, no debería considerarse un problema real si nadie se da cuenta'?</w:t>
+        <w:t xml:space="preserve">¿Qué tan de acuerdo estás con la siguiente idea: "Tomar, sin autorización, un artículo o una cantidad de dinero de bajo valor del lugar de trabajo no debería considerarse un problema real si nadie se da cuenta"?</w:t>
       </w:r>
     </w:p>
     <w:p>
@@ -152,34 +152,43 @@
         <w:ind w:left="200"/>
       </w:pPr>
       <w:r>
-        <w:t xml:space="preserve">Variante 1 (base): ¿Qué tan de acuerdo estás con la siguiente idea: 'Tomar un artículo de bajo valor del trabajo para uso personal, sin autorización, no debería considerarse un problema real si nadie se da cuenta'?</w:t>
-      </w:r>
-    </w:p>
-    <w:p>
-      <w:pPr>
-        <w:spacing w:after="60"/>
-        <w:ind w:left="200"/>
-      </w:pPr>
-      <w:r>
-        <w:t xml:space="preserve">Variante 2: Usar sin permiso material de oficina de bajo valor (papel, lapiceros, insumos) para uso personal no debería considerarse un problema real si nadie se entera.</w:t>
-      </w:r>
-    </w:p>
-    <w:p>
-      <w:pPr>
-        <w:spacing w:after="60"/>
-        <w:ind w:left="200"/>
-      </w:pPr>
-      <w:r>
-        <w:t xml:space="preserve">Variante 3: Llevarse a casa una herramienta o un equipo de poco valor del trabajo, sin autorización, no es realmente un problema si de todas formas nadie lo va a notar.</w:t>
-      </w:r>
-    </w:p>
-    <w:p>
-      <w:pPr>
-        <w:spacing w:after="60"/>
-        <w:ind w:left="200"/>
-      </w:pPr>
-      <w:r>
-        <w:t xml:space="preserve">Variante 4: Usar el vehículo o el celular de la empresa para un asunto personal breve, sin permiso, no debería verse como algo grave si no afecta a nadie.</w:t>
+        <w:t xml:space="preserve">Variante 1 (base): ¿Qué tan de acuerdo estás con la siguiente idea: "Tomar, sin autorización, un artículo o una cantidad de dinero de bajo valor del lugar de trabajo no debería considerarse un problema real si nadie se da cuenta"?</w:t>
+      </w:r>
+    </w:p>
+    <w:p>
+      <w:pPr>
+        <w:spacing w:after="60"/>
+        <w:ind w:left="200"/>
+      </w:pPr>
+      <w:r>
+        <w:t xml:space="preserve">Variante 2: En términos generales, ¿qué tan de acuerdo o en desacuerdo estás con esta afirmación: "Tomar, sin autorización, un artículo o una cantidad de dinero de bajo valor del lugar de trabajo no debería considerarse un problema real si nadie se da cuenta"?</w:t>
+      </w:r>
+    </w:p>
+    <w:p>
+      <w:pPr>
+        <w:spacing w:after="60"/>
+        <w:ind w:left="200"/>
+      </w:pPr>
+      <w:r>
+        <w:t xml:space="preserve">Variante 3: Lee la siguiente frase e indica tu nivel de acuerdo: "Tomar, sin autorización, un artículo o una cantidad de dinero de bajo valor del lugar de trabajo no debería considerarse un problema real si nadie se da cuenta".</w:t>
+      </w:r>
+    </w:p>
+    <w:p>
+      <w:pPr>
+        <w:spacing w:after="60"/>
+        <w:ind w:left="200"/>
+      </w:pPr>
+      <w:r>
+        <w:t xml:space="preserve">Variante 4: ¿Hasta qué punto compartes esta forma de pensar: "Tomar, sin autorización, un artículo o una cantidad de dinero de bajo valor del lugar de trabajo no debería considerarse un problema real si nadie se da cuenta"?</w:t>
+      </w:r>
+    </w:p>
+    <w:p>
+      <w:pPr>
+        <w:spacing w:after="60"/>
+        <w:ind w:left="200"/>
+      </w:pPr>
+      <w:r>
+        <w:t xml:space="preserve">Variante 5: Marca qué tan de acuerdo estás con la siguiente idea: "Tomar, sin autorización, un artículo o una cantidad de dinero de bajo valor del lugar de trabajo no debería considerarse un problema real si nadie se da cuenta".</w:t>
       </w:r>
     </w:p>
     <w:p>
@@ -254,7 +263,7 @@
         <w:t xml:space="preserve">Reactivos de contraste (par espejo): </w:t>
       </w:r>
       <w:r>
-        <w:t xml:space="preserve">R002 (par espejo de la dimensión)</w:t>
+        <w:t xml:space="preserve">R002 (par espejo 1 de la dimensión)</w:t>
       </w:r>
     </w:p>
     <w:p>
@@ -268,7 +277,7 @@
         <w:spacing w:after="100" w:before="200"/>
       </w:pPr>
       <w:r>
-        <w:t xml:space="preserve">R002 — Involucramiento pasado en apropiación de bienes/dinero</w:t>
+        <w:t xml:space="preserve">R002 — Intención futura — indicador 1 (Apropiación de bienes materiales ajenos (dinero, mercancía, insumos).)</w:t>
       </w:r>
     </w:p>
     <w:p>
@@ -283,7 +292,7 @@
         <w:t xml:space="preserve">Tipo de reactivo: </w:t>
       </w:r>
       <w:r>
-        <w:t xml:space="preserve">3-Involucramiento pasado</w:t>
+        <w:t xml:space="preserve">6-Intención futura</w:t>
       </w:r>
     </w:p>
     <w:p>
@@ -313,7 +322,7 @@
         <w:t xml:space="preserve">Pregunta completa (variante base): </w:t>
       </w:r>
       <w:r>
-        <w:t xml:space="preserve">En tu último año de actividad laboral, ¿cuántas veces te llevaste, sin autorización, algún bien, material o dinero de tu lugar de trabajo, sin importar su valor?</w:t>
+        <w:t xml:space="preserve">Si tuvieras la oportunidad de llevarte, sin que nadie se diera cuenta, un bien o una cantidad de dinero de bajo valor de tu lugar de trabajo o de un conocido, ¿qué tan de acuerdo estás con que no lo harías bajo ninguna circunstancia?</w:t>
       </w:r>
     </w:p>
     <w:p>
@@ -334,34 +343,43 @@
         <w:ind w:left="200"/>
       </w:pPr>
       <w:r>
-        <w:t xml:space="preserve">Variante 1 (base): En tu último año de actividad laboral, ¿cuántas veces te llevaste, sin autorización, algún bien, material o dinero de tu lugar de trabajo, sin importar su valor?</w:t>
-      </w:r>
-    </w:p>
-    <w:p>
-      <w:pPr>
-        <w:spacing w:after="60"/>
-        <w:ind w:left="200"/>
-      </w:pPr>
-      <w:r>
-        <w:t xml:space="preserve">Variante 2: En tu último año de actividad laboral, ¿cuántas veces usaste o te llevaste, sin autorización, herramientas, insumos o equipo de tu trabajo para un uso que no era estrictamente laboral?</w:t>
-      </w:r>
-    </w:p>
-    <w:p>
-      <w:pPr>
-        <w:spacing w:after="60"/>
-        <w:ind w:left="200"/>
-      </w:pPr>
-      <w:r>
-        <w:t xml:space="preserve">Variante 3: En tu último año de actividad laboral, ¿cuántas veces tomaste dinero de una caja menor, un fondo compartido o una cuenta de gastos sin que estuviera autorizado?</w:t>
-      </w:r>
-    </w:p>
-    <w:p>
-      <w:pPr>
-        <w:spacing w:after="60"/>
-        <w:ind w:left="200"/>
-      </w:pPr>
-      <w:r>
-        <w:t xml:space="preserve">Variante 4: En tu último año de actividad laboral, ¿cuántas veces te quedaste con algo de valor (dinero, mercancía, un objeto) que encontraste en tu lugar de trabajo, sin intentar devolverlo?</w:t>
+        <w:t xml:space="preserve">Variante 1 (base): Si tuvieras la oportunidad de llevarte, sin que nadie se diera cuenta, un bien o una cantidad de dinero de bajo valor de tu lugar de trabajo o de un conocido, ¿qué tan de acuerdo estás con que no lo harías bajo ninguna circunstancia?</w:t>
+      </w:r>
+    </w:p>
+    <w:p>
+      <w:pPr>
+        <w:spacing w:after="60"/>
+        <w:ind w:left="200"/>
+      </w:pPr>
+      <w:r>
+        <w:t xml:space="preserve">Variante 2: Imagina que tuvieras la oportunidad de llevarte, sin que nadie se diera cuenta, un bien o una cantidad de dinero de bajo valor de tu lugar de trabajo o de un conocido. ¿Qué tan de acuerdo estás con que no lo harías bajo ninguna circunstancia?</w:t>
+      </w:r>
+    </w:p>
+    <w:p>
+      <w:pPr>
+        <w:spacing w:after="60"/>
+        <w:ind w:left="200"/>
+      </w:pPr>
+      <w:r>
+        <w:t xml:space="preserve">Variante 3: Ante esta situación: tuvieras la oportunidad de llevarte, sin que nadie se diera cuenta, un bien o una cantidad de dinero de bajo valor de tu lugar de trabajo o de un conocido, ¿qué tan de acuerdo estás con que no lo harías bajo ninguna circunstancia?</w:t>
+      </w:r>
+    </w:p>
+    <w:p>
+      <w:pPr>
+        <w:spacing w:after="60"/>
+        <w:ind w:left="200"/>
+      </w:pPr>
+      <w:r>
+        <w:t xml:space="preserve">Variante 4: Supón que tuvieras la oportunidad de llevarte, sin que nadie se diera cuenta, un bien o una cantidad de dinero de bajo valor de tu lugar de trabajo o de un conocido. ¿Qué tan de acuerdo estás en que no lo harías bajo ninguna circunstancia?</w:t>
+      </w:r>
+    </w:p>
+    <w:p>
+      <w:pPr>
+        <w:spacing w:after="60"/>
+        <w:ind w:left="200"/>
+      </w:pPr>
+      <w:r>
+        <w:t xml:space="preserve">Variante 5: Tuvieras la oportunidad de llevarte, sin que nadie se diera cuenta, un bien o una cantidad de dinero de bajo valor de tu lugar de trabajo o de un conocido. ¿Qué tan de acuerdo estás con que no lo harías bajo ninguna circunstancia?</w:t>
       </w:r>
     </w:p>
     <w:p>
@@ -376,7 +394,7 @@
         <w:t xml:space="preserve">Opciones de respuesta y valor de cada una: </w:t>
       </w:r>
       <w:r>
-        <w:t xml:space="preserve">Ninguna vez (0) / Una vez (1) / Pocas veces (2) / Varias veces (3) / Muchas veces o de forma habitual (4)</w:t>
+        <w:t xml:space="preserve">Totalmente en desacuerdo (0) / En desacuerdo (1) / Algo de acuerdo (2) / De acuerdo (3) / Totalmente de acuerdo (4)</w:t>
       </w:r>
     </w:p>
     <w:p>
@@ -391,7 +409,7 @@
         <w:t xml:space="preserve">Dirección: </w:t>
       </w:r>
       <w:r>
-        <w:t xml:space="preserve">Directo</w:t>
+        <w:t xml:space="preserve">Inverso</w:t>
       </w:r>
     </w:p>
     <w:p>
@@ -406,7 +424,7 @@
         <w:t xml:space="preserve">Respuesta de menor riesgo: </w:t>
       </w:r>
       <w:r>
-        <w:t xml:space="preserve">Ninguna vez (valor 0)</w:t>
+        <w:t xml:space="preserve">Totalmente de acuerdo (valor 4)</w:t>
       </w:r>
     </w:p>
     <w:p>
@@ -421,7 +439,7 @@
         <w:t xml:space="preserve">Valor psicométrico (cómo se transforma la respuesta cruda): </w:t>
       </w:r>
       <w:r>
-        <w:t xml:space="preserve">Escala 0-4 según el orden de las opciones listado arriba; reactivo directo, sin inversión.</w:t>
+        <w:t xml:space="preserve">Escala 0-4 según el orden de las opciones listado arriba; reactivo inverso: el valor de reactivo se calcula como 4 menos la respuesta cruda.</w:t>
       </w:r>
     </w:p>
     <w:p>
@@ -436,7 +454,7 @@
         <w:t xml:space="preserve">Reactivos de contraste (par espejo): </w:t>
       </w:r>
       <w:r>
-        <w:t xml:space="preserve">R001 (par espejo de la dimensión)</w:t>
+        <w:t xml:space="preserve">R001 (par espejo 1 de la dimensión)</w:t>
       </w:r>
     </w:p>
     <w:p>
@@ -450,7 +468,7 @@
         <w:spacing w:after="100" w:before="200"/>
       </w:pPr>
       <w:r>
-        <w:t xml:space="preserve">R003 — Disposición a denunciar la sustracción ajena</w:t>
+        <w:t xml:space="preserve">R003 — Involucramiento pasado — indicador 2 (Uso no autorizado de información confidencial o propiedad intelectual …)</w:t>
       </w:r>
     </w:p>
     <w:p>
@@ -465,7 +483,7 @@
         <w:t xml:space="preserve">Tipo de reactivo: </w:t>
       </w:r>
       <w:r>
-        <w:t xml:space="preserve">6-Intención futura</w:t>
+        <w:t xml:space="preserve">3-Involucramiento pasado</w:t>
       </w:r>
     </w:p>
     <w:p>
@@ -495,7 +513,7 @@
         <w:t xml:space="preserve">Pregunta completa (variante base): </w:t>
       </w:r>
       <w:r>
-        <w:t xml:space="preserve">Si vieras a un compañero llevarse, sin autorización, información o material de la empresa para su beneficio personal, ¿qué tan de acuerdo estás con que reportarías la situación a quien corresponda?</w:t>
+        <w:t xml:space="preserve">En tu último año de actividad laboral, ¿cuántas veces usaste, para tu propio beneficio, información o material de otra persona o empresa al que tuviste acceso por tu trabajo, sin que te correspondiera usarlo de esa forma?</w:t>
       </w:r>
     </w:p>
     <w:p>
@@ -516,34 +534,43 @@
         <w:ind w:left="200"/>
       </w:pPr>
       <w:r>
-        <w:t xml:space="preserve">Variante 1 (base): Si vieras a un compañero llevarse, sin autorización, información o material de la empresa para su beneficio personal, ¿qué tan de acuerdo estás con que reportarías la situación a quien corresponda?</w:t>
-      </w:r>
-    </w:p>
-    <w:p>
-      <w:pPr>
-        <w:spacing w:after="60"/>
-        <w:ind w:left="200"/>
-      </w:pPr>
-      <w:r>
-        <w:t xml:space="preserve">Variante 2: Si te enteraras de que un compañero está usando sin permiso equipo o insumos de la empresa para un negocio personal, ¿qué tan de acuerdo estás con que le dirías algo o lo reportarías?</w:t>
-      </w:r>
-    </w:p>
-    <w:p>
-      <w:pPr>
-        <w:spacing w:after="60"/>
-        <w:ind w:left="200"/>
-      </w:pPr>
-      <w:r>
-        <w:t xml:space="preserve">Variante 3: Si un compañero te pidiera ayuda para sacar, sin autorización, algo de valor de la empresa, ¿qué tan de acuerdo estás con que te negarías a participar?</w:t>
-      </w:r>
-    </w:p>
-    <w:p>
-      <w:pPr>
-        <w:spacing w:after="60"/>
-        <w:ind w:left="200"/>
-      </w:pPr>
-      <w:r>
-        <w:t xml:space="preserve">Variante 4: Si encontraras dinero o un objeto de valor perdido dentro de las instalaciones de tu trabajo, ¿qué tan de acuerdo estás con que lo entregarías a quien corresponda en lugar de quedártelo?</w:t>
+        <w:t xml:space="preserve">Variante 1 (base): En tu último año de actividad laboral, ¿cuántas veces usaste, para tu propio beneficio, información o material de otra persona o empresa al que tuviste acceso por tu trabajo, sin que te correspondiera usarlo de esa forma?</w:t>
+      </w:r>
+    </w:p>
+    <w:p>
+      <w:pPr>
+        <w:spacing w:after="60"/>
+        <w:ind w:left="200"/>
+      </w:pPr>
+      <w:r>
+        <w:t xml:space="preserve">Variante 2: Pensando en los últimos 12 meses, ¿cuántas veces usaste, para tu propio beneficio, información o material de otra persona o empresa al que tuviste acceso por tu trabajo, sin que te correspondiera usarlo de esa forma?</w:t>
+      </w:r>
+    </w:p>
+    <w:p>
+      <w:pPr>
+        <w:spacing w:after="60"/>
+        <w:ind w:left="200"/>
+      </w:pPr>
+      <w:r>
+        <w:t xml:space="preserve">Variante 3: ¿Con qué frecuencia, en tu historial reciente, usaste, para tu propio beneficio, información o material de otra persona o empresa al que tuviste acceso por tu trabajo, sin que te correspondiera usarlo de esa forma?</w:t>
+      </w:r>
+    </w:p>
+    <w:p>
+      <w:pPr>
+        <w:spacing w:after="60"/>
+        <w:ind w:left="200"/>
+      </w:pPr>
+      <w:r>
+        <w:t xml:space="preserve">Variante 4: En el último año, ¿cuántas veces te ha ocurrido que usaste, para tu propio beneficio, información o material de otra persona o empresa al que tuviste acceso por tu trabajo, sin que te correspondiera usarlo de esa forma?</w:t>
+      </w:r>
+    </w:p>
+    <w:p>
+      <w:pPr>
+        <w:spacing w:after="60"/>
+        <w:ind w:left="200"/>
+      </w:pPr>
+      <w:r>
+        <w:t xml:space="preserve">Variante 5: Durante el último año, ¿cuántas veces usaste, para tu propio beneficio, información o material de otra persona o empresa al que tuviste acceso por tu trabajo, sin que te correspondiera usarlo de esa forma?</w:t>
       </w:r>
     </w:p>
     <w:p>
@@ -558,7 +585,7 @@
         <w:t xml:space="preserve">Opciones de respuesta y valor de cada una: </w:t>
       </w:r>
       <w:r>
-        <w:t xml:space="preserve">Totalmente en desacuerdo (0) / En desacuerdo (1) / Algo de acuerdo (2) / De acuerdo (3) / Totalmente de acuerdo (4)</w:t>
+        <w:t xml:space="preserve">Ninguna vez (0) / Una vez (1) / Pocas veces (2) / Varias veces (3) / Muchas veces o de forma habitual (4)</w:t>
       </w:r>
     </w:p>
     <w:p>
@@ -573,7 +600,7 @@
         <w:t xml:space="preserve">Dirección: </w:t>
       </w:r>
       <w:r>
-        <w:t xml:space="preserve">Inverso</w:t>
+        <w:t xml:space="preserve">Directo</w:t>
       </w:r>
     </w:p>
     <w:p>
@@ -588,7 +615,7 @@
         <w:t xml:space="preserve">Respuesta de menor riesgo: </w:t>
       </w:r>
       <w:r>
-        <w:t xml:space="preserve">Totalmente de acuerdo (valor 4)</w:t>
+        <w:t xml:space="preserve">Ninguna vez (valor 0)</w:t>
       </w:r>
     </w:p>
     <w:p>
@@ -603,7 +630,7 @@
         <w:t xml:space="preserve">Valor psicométrico (cómo se transforma la respuesta cruda): </w:t>
       </w:r>
       <w:r>
-        <w:t xml:space="preserve">Escala 0-4 según el orden de las opciones listado arriba; reactivo inverso: el valor de reactivo se calcula como 4 menos la respuesta cruda.</w:t>
+        <w:t xml:space="preserve">Escala 0-4 según el orden de las opciones listado arriba; reactivo directo, sin inversión.</w:t>
       </w:r>
     </w:p>
     <w:p>
@@ -618,7 +645,7 @@
         <w:t xml:space="preserve">Reactivos de contraste (par espejo): </w:t>
       </w:r>
       <w:r>
-        <w:t xml:space="preserve">Ninguno obligatorio (no forma parte del par espejo de la dimensión).</w:t>
+        <w:t xml:space="preserve">R004 (par espejo 2 de la dimensión)</w:t>
       </w:r>
     </w:p>
     <w:p>
@@ -632,7 +659,7 @@
         <w:spacing w:after="100" w:before="200"/>
       </w:pPr>
       <w:r>
-        <w:t xml:space="preserve">R004 — Percepción de frecuencia de sustracción entre compañeros</w:t>
+        <w:t xml:space="preserve">R004 — Escenario/dilema — indicador 2 (Uso no autorizado de información confidencial o propiedad intelectual …)</w:t>
       </w:r>
     </w:p>
     <w:p>
@@ -647,6 +674,197 @@
         <w:t xml:space="preserve">Tipo de reactivo: </w:t>
       </w:r>
       <w:r>
+        <w:t xml:space="preserve">4-Escenario/dilema</w:t>
+      </w:r>
+    </w:p>
+    <w:p>
+      <w:pPr>
+        <w:spacing w:after="90"/>
+      </w:pPr>
+      <w:r>
+        <w:rPr>
+          <w:b/>
+          <w:bCs/>
+        </w:rPr>
+        <w:t xml:space="preserve">Indicador conductual (Fase 1): </w:t>
+      </w:r>
+      <w:r>
+        <w:t xml:space="preserve">Uso no autorizado de información confidencial o propiedad intelectual de terceros.</w:t>
+      </w:r>
+    </w:p>
+    <w:p>
+      <w:pPr>
+        <w:spacing w:after="90"/>
+      </w:pPr>
+      <w:r>
+        <w:rPr>
+          <w:b/>
+          <w:bCs/>
+        </w:rPr>
+        <w:t xml:space="preserve">Pregunta completa (variante base): </w:t>
+      </w:r>
+      <w:r>
+        <w:t xml:space="preserve">Imagina que tienes acceso a información confidencial de tu trabajo (listas de clientes, fórmulas, diseños) que podría serte útil en otro empleo o negocio propio. ¿Qué tan probable es que uses esa información sin autorización para tu propio beneficio?</w:t>
+      </w:r>
+    </w:p>
+    <w:p>
+      <w:pPr>
+        <w:spacing w:after="60"/>
+      </w:pPr>
+      <w:r>
+        <w:rPr>
+          <w:b/>
+          <w:bCs/>
+        </w:rPr>
+        <w:t xml:space="preserve">Variantes de redacción (se muestra 1 al azar por aplicación):</w:t>
+      </w:r>
+    </w:p>
+    <w:p>
+      <w:pPr>
+        <w:spacing w:after="60"/>
+        <w:ind w:left="200"/>
+      </w:pPr>
+      <w:r>
+        <w:t xml:space="preserve">Variante 1 (base): Imagina que tienes acceso a información confidencial de tu trabajo (listas de clientes, fórmulas, diseños) que podría serte útil en otro empleo o negocio propio. ¿Qué tan probable es que uses esa información sin autorización para tu propio beneficio?</w:t>
+      </w:r>
+    </w:p>
+    <w:p>
+      <w:pPr>
+        <w:spacing w:after="60"/>
+        <w:ind w:left="200"/>
+      </w:pPr>
+      <w:r>
+        <w:t xml:space="preserve">Variante 2: Supón que tienes acceso a información confidencial de tu trabajo (listas de clientes, fórmulas, diseños) que podría serte útil en otro empleo o negocio propio. ¿Qué tan probable es que uses esa información sin autorización para tu propio beneficio?</w:t>
+      </w:r>
+    </w:p>
+    <w:p>
+      <w:pPr>
+        <w:spacing w:after="60"/>
+        <w:ind w:left="200"/>
+      </w:pPr>
+      <w:r>
+        <w:t xml:space="preserve">Variante 3: Piensa en la siguiente situación: tienes acceso a información confidencial de tu trabajo (listas de clientes, fórmulas, diseños) que podría serte útil en otro empleo o negocio propio. ¿Qué tan probable es que uses esa información sin autorización para tu propio beneficio?</w:t>
+      </w:r>
+    </w:p>
+    <w:p>
+      <w:pPr>
+        <w:spacing w:after="60"/>
+        <w:ind w:left="200"/>
+      </w:pPr>
+      <w:r>
+        <w:t xml:space="preserve">Variante 4: Si te encontraras en esta situación: tienes acceso a información confidencial de tu trabajo (listas de clientes, fórmulas, diseños) que podría serte útil en otro empleo o negocio propio, ¿qué tan probable es que uses esa información sin autorización para tu propio beneficio?</w:t>
+      </w:r>
+    </w:p>
+    <w:p>
+      <w:pPr>
+        <w:spacing w:after="60"/>
+        <w:ind w:left="200"/>
+      </w:pPr>
+      <w:r>
+        <w:t xml:space="preserve">Variante 5: Tienes acceso a información confidencial de tu trabajo (listas de clientes, fórmulas, diseños) que podría serte útil en otro empleo o negocio propio. ¿Qué tan probable dirías que es que uses esa información sin autorización para tu propio beneficio?</w:t>
+      </w:r>
+    </w:p>
+    <w:p>
+      <w:pPr>
+        <w:spacing w:after="90"/>
+      </w:pPr>
+      <w:r>
+        <w:rPr>
+          <w:b/>
+          <w:bCs/>
+        </w:rPr>
+        <w:t xml:space="preserve">Opciones de respuesta y valor de cada una: </w:t>
+      </w:r>
+      <w:r>
+        <w:t xml:space="preserve">Nada probable (0) / Poco probable (1) / Algo probable (2) / Muy probable (3)</w:t>
+      </w:r>
+    </w:p>
+    <w:p>
+      <w:pPr>
+        <w:spacing w:after="90"/>
+      </w:pPr>
+      <w:r>
+        <w:rPr>
+          <w:b/>
+          <w:bCs/>
+        </w:rPr>
+        <w:t xml:space="preserve">Dirección: </w:t>
+      </w:r>
+      <w:r>
+        <w:t xml:space="preserve">Directo</w:t>
+      </w:r>
+    </w:p>
+    <w:p>
+      <w:pPr>
+        <w:spacing w:after="90"/>
+      </w:pPr>
+      <w:r>
+        <w:rPr>
+          <w:b/>
+          <w:bCs/>
+        </w:rPr>
+        <w:t xml:space="preserve">Respuesta de menor riesgo: </w:t>
+      </w:r>
+      <w:r>
+        <w:t xml:space="preserve">Nada probable (valor 0)</w:t>
+      </w:r>
+    </w:p>
+    <w:p>
+      <w:pPr>
+        <w:spacing w:after="90"/>
+      </w:pPr>
+      <w:r>
+        <w:rPr>
+          <w:b/>
+          <w:bCs/>
+        </w:rPr>
+        <w:t xml:space="preserve">Valor psicométrico (cómo se transforma la respuesta cruda): </w:t>
+      </w:r>
+      <w:r>
+        <w:t xml:space="preserve">Escala 0-3 según el orden de las opciones listado arriba; reactivo directo, sin inversión.</w:t>
+      </w:r>
+    </w:p>
+    <w:p>
+      <w:pPr>
+        <w:spacing w:after="90"/>
+      </w:pPr>
+      <w:r>
+        <w:rPr>
+          <w:b/>
+          <w:bCs/>
+        </w:rPr>
+        <w:t xml:space="preserve">Reactivos de contraste (par espejo): </w:t>
+      </w:r>
+      <w:r>
+        <w:t xml:space="preserve">R003 (par espejo 2 de la dimensión)</w:t>
+      </w:r>
+    </w:p>
+    <w:p>
+      <w:pPr>
+        <w:spacing w:after="100"/>
+      </w:pPr>
+    </w:p>
+    <w:p>
+      <w:pPr>
+        <w:pStyle w:val="Heading3"/>
+        <w:spacing w:after="100" w:before="200"/>
+      </w:pPr>
+      <w:r>
+        <w:t xml:space="preserve">R005 — Percepción de terceros — indicador 3 (Sustracción de tiempo laboral remunerado (reportar horas no trabajadas…)</w:t>
+      </w:r>
+    </w:p>
+    <w:p>
+      <w:pPr>
+        <w:spacing w:after="90"/>
+      </w:pPr>
+      <w:r>
+        <w:rPr>
+          <w:b/>
+          <w:bCs/>
+        </w:rPr>
+        <w:t xml:space="preserve">Tipo de reactivo: </w:t>
+      </w:r>
+      <w:r>
         <w:t xml:space="preserve">2-Percepción de terceros</w:t>
       </w:r>
     </w:p>
@@ -707,25 +925,34 @@
         <w:ind w:left="200"/>
       </w:pPr>
       <w:r>
-        <w:t xml:space="preserve">Variante 2: En tu experiencia, ¿qué tan frecuente dirías que es que las personas de tu industria (no solo tu empresa) reporten horas que en realidad no trabajaron?</w:t>
-      </w:r>
-    </w:p>
-    <w:p>
-      <w:pPr>
-        <w:spacing w:after="60"/>
-        <w:ind w:left="200"/>
-      </w:pPr>
-      <w:r>
-        <w:t xml:space="preserve">Variante 3: En tu experiencia, ¿qué tan frecuente dirías que es que un conocido tuyo se lleve, sin autorización, algo de su trabajo para uso personal?</w:t>
-      </w:r>
-    </w:p>
-    <w:p>
-      <w:pPr>
-        <w:spacing w:after="60"/>
-        <w:ind w:left="200"/>
-      </w:pPr>
-      <w:r>
-        <w:t xml:space="preserve">Variante 4: En tu experiencia, ¿qué tan frecuente dirías que es que alguien se quede con dinero o un objeto de valor que encontró, en lugar de intentar devolverlo?</w:t>
+        <w:t xml:space="preserve">Variante 2: Pensando en las personas de tu entorno laboral, ¿con qué frecuencia dirías que ocurre que las personas de tu entorno laboral reporten horas trabajadas que en realidad no cumplieron?</w:t>
+      </w:r>
+    </w:p>
+    <w:p>
+      <w:pPr>
+        <w:spacing w:after="60"/>
+        <w:ind w:left="200"/>
+      </w:pPr>
+      <w:r>
+        <w:t xml:space="preserve">Variante 3: ¿Qué tan seguido dirías que observas que las personas de tu entorno laboral reporten horas trabajadas que en realidad no cumplieron?</w:t>
+      </w:r>
+    </w:p>
+    <w:p>
+      <w:pPr>
+        <w:spacing w:after="60"/>
+        <w:ind w:left="200"/>
+      </w:pPr>
+      <w:r>
+        <w:t xml:space="preserve">Variante 4: Según lo que has visto, ¿qué tan común dirías que es que las personas de tu entorno laboral reporten horas trabajadas que en realidad no cumplieron?</w:t>
+      </w:r>
+    </w:p>
+    <w:p>
+      <w:pPr>
+        <w:spacing w:after="60"/>
+        <w:ind w:left="200"/>
+      </w:pPr>
+      <w:r>
+        <w:t xml:space="preserve">Variante 5: En tu entorno, ¿qué tan frecuentemente dirías que sucede que las personas de tu entorno laboral reporten horas trabajadas que en realidad no cumplieron?</w:t>
       </w:r>
     </w:p>
     <w:p>
@@ -800,7 +1027,962 @@
         <w:t xml:space="preserve">Reactivos de contraste (par espejo): </w:t>
       </w:r>
       <w:r>
-        <w:t xml:space="preserve">Ninguno obligatorio (no forma parte del par espejo de la dimensión).</w:t>
+        <w:t xml:space="preserve">R006 (par espejo 3 de la dimensión)</w:t>
+      </w:r>
+    </w:p>
+    <w:p>
+      <w:pPr>
+        <w:spacing w:after="100"/>
+      </w:pPr>
+    </w:p>
+    <w:p>
+      <w:pPr>
+        <w:pStyle w:val="Heading3"/>
+        <w:spacing w:after="100" w:before="200"/>
+      </w:pPr>
+      <w:r>
+        <w:t xml:space="preserve">R006 — Opinión/Actitud — indicador 3 (Sustracción de tiempo laboral remunerado (reportar horas no trabajadas…)</w:t>
+      </w:r>
+    </w:p>
+    <w:p>
+      <w:pPr>
+        <w:spacing w:after="90"/>
+      </w:pPr>
+      <w:r>
+        <w:rPr>
+          <w:b/>
+          <w:bCs/>
+        </w:rPr>
+        <w:t xml:space="preserve">Tipo de reactivo: </w:t>
+      </w:r>
+      <w:r>
+        <w:t xml:space="preserve">1-Opinión/Actitud</w:t>
+      </w:r>
+    </w:p>
+    <w:p>
+      <w:pPr>
+        <w:spacing w:after="90"/>
+      </w:pPr>
+      <w:r>
+        <w:rPr>
+          <w:b/>
+          <w:bCs/>
+        </w:rPr>
+        <w:t xml:space="preserve">Indicador conductual (Fase 1): </w:t>
+      </w:r>
+      <w:r>
+        <w:t xml:space="preserve">Sustracción de tiempo laboral remunerado (reportar horas no trabajadas, ausencias no declaradas).</w:t>
+      </w:r>
+    </w:p>
+    <w:p>
+      <w:pPr>
+        <w:spacing w:after="90"/>
+      </w:pPr>
+      <w:r>
+        <w:rPr>
+          <w:b/>
+          <w:bCs/>
+        </w:rPr>
+        <w:t xml:space="preserve">Pregunta completa (variante base): </w:t>
+      </w:r>
+      <w:r>
+        <w:t xml:space="preserve">¿Qué tan de acuerdo estás con la siguiente idea: "Reportar como trabajadas algunas horas en las que en realidad no se estuvo trabajando no debería considerarse un problema si el trabajo asignado igual se termina"?</w:t>
+      </w:r>
+    </w:p>
+    <w:p>
+      <w:pPr>
+        <w:spacing w:after="60"/>
+      </w:pPr>
+      <w:r>
+        <w:rPr>
+          <w:b/>
+          <w:bCs/>
+        </w:rPr>
+        <w:t xml:space="preserve">Variantes de redacción (se muestra 1 al azar por aplicación):</w:t>
+      </w:r>
+    </w:p>
+    <w:p>
+      <w:pPr>
+        <w:spacing w:after="60"/>
+        <w:ind w:left="200"/>
+      </w:pPr>
+      <w:r>
+        <w:t xml:space="preserve">Variante 1 (base): ¿Qué tan de acuerdo estás con la siguiente idea: "Reportar como trabajadas algunas horas en las que en realidad no se estuvo trabajando no debería considerarse un problema si el trabajo asignado igual se termina"?</w:t>
+      </w:r>
+    </w:p>
+    <w:p>
+      <w:pPr>
+        <w:spacing w:after="60"/>
+        <w:ind w:left="200"/>
+      </w:pPr>
+      <w:r>
+        <w:t xml:space="preserve">Variante 2: En términos generales, ¿qué tan de acuerdo o en desacuerdo estás con esta afirmación: "Reportar como trabajadas algunas horas en las que en realidad no se estuvo trabajando no debería considerarse un problema si el trabajo asignado igual se termina"?</w:t>
+      </w:r>
+    </w:p>
+    <w:p>
+      <w:pPr>
+        <w:spacing w:after="60"/>
+        <w:ind w:left="200"/>
+      </w:pPr>
+      <w:r>
+        <w:t xml:space="preserve">Variante 3: Lee la siguiente frase e indica tu nivel de acuerdo: "Reportar como trabajadas algunas horas en las que en realidad no se estuvo trabajando no debería considerarse un problema si el trabajo asignado igual se termina".</w:t>
+      </w:r>
+    </w:p>
+    <w:p>
+      <w:pPr>
+        <w:spacing w:after="60"/>
+        <w:ind w:left="200"/>
+      </w:pPr>
+      <w:r>
+        <w:t xml:space="preserve">Variante 4: ¿Hasta qué punto compartes esta forma de pensar: "Reportar como trabajadas algunas horas en las que en realidad no se estuvo trabajando no debería considerarse un problema si el trabajo asignado igual se termina"?</w:t>
+      </w:r>
+    </w:p>
+    <w:p>
+      <w:pPr>
+        <w:spacing w:after="60"/>
+        <w:ind w:left="200"/>
+      </w:pPr>
+      <w:r>
+        <w:t xml:space="preserve">Variante 5: Marca qué tan de acuerdo estás con la siguiente idea: "Reportar como trabajadas algunas horas en las que en realidad no se estuvo trabajando no debería considerarse un problema si el trabajo asignado igual se termina".</w:t>
+      </w:r>
+    </w:p>
+    <w:p>
+      <w:pPr>
+        <w:spacing w:after="90"/>
+      </w:pPr>
+      <w:r>
+        <w:rPr>
+          <w:b/>
+          <w:bCs/>
+        </w:rPr>
+        <w:t xml:space="preserve">Opciones de respuesta y valor de cada una: </w:t>
+      </w:r>
+      <w:r>
+        <w:t xml:space="preserve">Totalmente en desacuerdo (0) / En desacuerdo (1) / Algo de acuerdo (2) / De acuerdo (3) / Totalmente de acuerdo (4)</w:t>
+      </w:r>
+    </w:p>
+    <w:p>
+      <w:pPr>
+        <w:spacing w:after="90"/>
+      </w:pPr>
+      <w:r>
+        <w:rPr>
+          <w:b/>
+          <w:bCs/>
+        </w:rPr>
+        <w:t xml:space="preserve">Dirección: </w:t>
+      </w:r>
+      <w:r>
+        <w:t xml:space="preserve">Directo</w:t>
+      </w:r>
+    </w:p>
+    <w:p>
+      <w:pPr>
+        <w:spacing w:after="90"/>
+      </w:pPr>
+      <w:r>
+        <w:rPr>
+          <w:b/>
+          <w:bCs/>
+        </w:rPr>
+        <w:t xml:space="preserve">Respuesta de menor riesgo: </w:t>
+      </w:r>
+      <w:r>
+        <w:t xml:space="preserve">Totalmente en desacuerdo (valor 0)</w:t>
+      </w:r>
+    </w:p>
+    <w:p>
+      <w:pPr>
+        <w:spacing w:after="90"/>
+      </w:pPr>
+      <w:r>
+        <w:rPr>
+          <w:b/>
+          <w:bCs/>
+        </w:rPr>
+        <w:t xml:space="preserve">Valor psicométrico (cómo se transforma la respuesta cruda): </w:t>
+      </w:r>
+      <w:r>
+        <w:t xml:space="preserve">Escala 0-4 según el orden de las opciones listado arriba; reactivo directo, sin inversión.</w:t>
+      </w:r>
+    </w:p>
+    <w:p>
+      <w:pPr>
+        <w:spacing w:after="90"/>
+      </w:pPr>
+      <w:r>
+        <w:rPr>
+          <w:b/>
+          <w:bCs/>
+        </w:rPr>
+        <w:t xml:space="preserve">Reactivos de contraste (par espejo): </w:t>
+      </w:r>
+      <w:r>
+        <w:t xml:space="preserve">R005 (par espejo 3 de la dimensión)</w:t>
+      </w:r>
+    </w:p>
+    <w:p>
+      <w:pPr>
+        <w:spacing w:after="100"/>
+      </w:pPr>
+    </w:p>
+    <w:p>
+      <w:pPr>
+        <w:pStyle w:val="Heading3"/>
+        <w:spacing w:after="100" w:before="200"/>
+      </w:pPr>
+      <w:r>
+        <w:t xml:space="preserve">R007 — Involucramiento pasado — indicador 4 (Racionalización de la sustracción como "no es robo real" cuando el dañ…)</w:t>
+      </w:r>
+    </w:p>
+    <w:p>
+      <w:pPr>
+        <w:spacing w:after="90"/>
+      </w:pPr>
+      <w:r>
+        <w:rPr>
+          <w:b/>
+          <w:bCs/>
+        </w:rPr>
+        <w:t xml:space="preserve">Tipo de reactivo: </w:t>
+      </w:r>
+      <w:r>
+        <w:t xml:space="preserve">3-Involucramiento pasado</w:t>
+      </w:r>
+    </w:p>
+    <w:p>
+      <w:pPr>
+        <w:spacing w:after="90"/>
+      </w:pPr>
+      <w:r>
+        <w:rPr>
+          <w:b/>
+          <w:bCs/>
+        </w:rPr>
+        <w:t xml:space="preserve">Indicador conductual (Fase 1): </w:t>
+      </w:r>
+      <w:r>
+        <w:t xml:space="preserve">Racionalización de la sustracción como "no es robo real" cuando el daño es indirecto o difuso.</w:t>
+      </w:r>
+    </w:p>
+    <w:p>
+      <w:pPr>
+        <w:spacing w:after="90"/>
+      </w:pPr>
+      <w:r>
+        <w:rPr>
+          <w:b/>
+          <w:bCs/>
+        </w:rPr>
+        <w:t xml:space="preserve">Pregunta completa (variante base): </w:t>
+      </w:r>
+      <w:r>
+        <w:t xml:space="preserve">En tu último año de actividad laboral, ¿cuántas veces justificaste ante ti mismo tomar algo que no te pertenecía diciéndote que, en el fondo, no era un robo real porque el daño no era directo?</w:t>
+      </w:r>
+    </w:p>
+    <w:p>
+      <w:pPr>
+        <w:spacing w:after="60"/>
+      </w:pPr>
+      <w:r>
+        <w:rPr>
+          <w:b/>
+          <w:bCs/>
+        </w:rPr>
+        <w:t xml:space="preserve">Variantes de redacción (se muestra 1 al azar por aplicación):</w:t>
+      </w:r>
+    </w:p>
+    <w:p>
+      <w:pPr>
+        <w:spacing w:after="60"/>
+        <w:ind w:left="200"/>
+      </w:pPr>
+      <w:r>
+        <w:t xml:space="preserve">Variante 1 (base): En tu último año de actividad laboral, ¿cuántas veces justificaste ante ti mismo tomar algo que no te pertenecía diciéndote que, en el fondo, no era un robo real porque el daño no era directo?</w:t>
+      </w:r>
+    </w:p>
+    <w:p>
+      <w:pPr>
+        <w:spacing w:after="60"/>
+        <w:ind w:left="200"/>
+      </w:pPr>
+      <w:r>
+        <w:t xml:space="preserve">Variante 2: Pensando en los últimos 12 meses, ¿cuántas veces justificaste ante ti mismo tomar algo que no te pertenecía diciéndote que, en el fondo, no era un robo real porque el daño no era directo?</w:t>
+      </w:r>
+    </w:p>
+    <w:p>
+      <w:pPr>
+        <w:spacing w:after="60"/>
+        <w:ind w:left="200"/>
+      </w:pPr>
+      <w:r>
+        <w:t xml:space="preserve">Variante 3: ¿Con qué frecuencia, en tu historial reciente, justificaste ante ti mismo tomar algo que no te pertenecía diciéndote que, en el fondo, no era un robo real porque el daño no era directo?</w:t>
+      </w:r>
+    </w:p>
+    <w:p>
+      <w:pPr>
+        <w:spacing w:after="60"/>
+        <w:ind w:left="200"/>
+      </w:pPr>
+      <w:r>
+        <w:t xml:space="preserve">Variante 4: En el último año, ¿cuántas veces te ha ocurrido que justificaste ante ti mismo tomar algo que no te pertenecía diciéndote que, en el fondo, no era un robo real porque el daño no era directo?</w:t>
+      </w:r>
+    </w:p>
+    <w:p>
+      <w:pPr>
+        <w:spacing w:after="60"/>
+        <w:ind w:left="200"/>
+      </w:pPr>
+      <w:r>
+        <w:t xml:space="preserve">Variante 5: Durante el último año, ¿cuántas veces justificaste ante ti mismo tomar algo que no te pertenecía diciéndote que, en el fondo, no era un robo real porque el daño no era directo?</w:t>
+      </w:r>
+    </w:p>
+    <w:p>
+      <w:pPr>
+        <w:spacing w:after="90"/>
+      </w:pPr>
+      <w:r>
+        <w:rPr>
+          <w:b/>
+          <w:bCs/>
+        </w:rPr>
+        <w:t xml:space="preserve">Opciones de respuesta y valor de cada una: </w:t>
+      </w:r>
+      <w:r>
+        <w:t xml:space="preserve">Ninguna vez (0) / Una vez (1) / Pocas veces (2) / Varias veces (3) / Muchas veces o de forma habitual (4)</w:t>
+      </w:r>
+    </w:p>
+    <w:p>
+      <w:pPr>
+        <w:spacing w:after="90"/>
+      </w:pPr>
+      <w:r>
+        <w:rPr>
+          <w:b/>
+          <w:bCs/>
+        </w:rPr>
+        <w:t xml:space="preserve">Dirección: </w:t>
+      </w:r>
+      <w:r>
+        <w:t xml:space="preserve">Directo</w:t>
+      </w:r>
+    </w:p>
+    <w:p>
+      <w:pPr>
+        <w:spacing w:after="90"/>
+      </w:pPr>
+      <w:r>
+        <w:rPr>
+          <w:b/>
+          <w:bCs/>
+        </w:rPr>
+        <w:t xml:space="preserve">Respuesta de menor riesgo: </w:t>
+      </w:r>
+      <w:r>
+        <w:t xml:space="preserve">Ninguna vez (valor 0)</w:t>
+      </w:r>
+    </w:p>
+    <w:p>
+      <w:pPr>
+        <w:spacing w:after="90"/>
+      </w:pPr>
+      <w:r>
+        <w:rPr>
+          <w:b/>
+          <w:bCs/>
+        </w:rPr>
+        <w:t xml:space="preserve">Valor psicométrico (cómo se transforma la respuesta cruda): </w:t>
+      </w:r>
+      <w:r>
+        <w:t xml:space="preserve">Escala 0-4 según el orden de las opciones listado arriba; reactivo directo, sin inversión.</w:t>
+      </w:r>
+    </w:p>
+    <w:p>
+      <w:pPr>
+        <w:spacing w:after="90"/>
+      </w:pPr>
+      <w:r>
+        <w:rPr>
+          <w:b/>
+          <w:bCs/>
+        </w:rPr>
+        <w:t xml:space="preserve">Reactivos de contraste (par espejo): </w:t>
+      </w:r>
+      <w:r>
+        <w:t xml:space="preserve">R008 (par espejo 4 de la dimensión)</w:t>
+      </w:r>
+    </w:p>
+    <w:p>
+      <w:pPr>
+        <w:spacing w:after="100"/>
+      </w:pPr>
+    </w:p>
+    <w:p>
+      <w:pPr>
+        <w:pStyle w:val="Heading3"/>
+        <w:spacing w:after="100" w:before="200"/>
+      </w:pPr>
+      <w:r>
+        <w:t xml:space="preserve">R008 — Intención futura — indicador 4 (Racionalización de la sustracción como "no es robo real" cuando el dañ…)</w:t>
+      </w:r>
+    </w:p>
+    <w:p>
+      <w:pPr>
+        <w:spacing w:after="90"/>
+      </w:pPr>
+      <w:r>
+        <w:rPr>
+          <w:b/>
+          <w:bCs/>
+        </w:rPr>
+        <w:t xml:space="preserve">Tipo de reactivo: </w:t>
+      </w:r>
+      <w:r>
+        <w:t xml:space="preserve">6-Intención futura</w:t>
+      </w:r>
+    </w:p>
+    <w:p>
+      <w:pPr>
+        <w:spacing w:after="90"/>
+      </w:pPr>
+      <w:r>
+        <w:rPr>
+          <w:b/>
+          <w:bCs/>
+        </w:rPr>
+        <w:t xml:space="preserve">Indicador conductual (Fase 1): </w:t>
+      </w:r>
+      <w:r>
+        <w:t xml:space="preserve">Racionalización de la sustracción como "no es robo real" cuando el daño es indirecto o difuso.</w:t>
+      </w:r>
+    </w:p>
+    <w:p>
+      <w:pPr>
+        <w:spacing w:after="90"/>
+      </w:pPr>
+      <w:r>
+        <w:rPr>
+          <w:b/>
+          <w:bCs/>
+        </w:rPr>
+        <w:t xml:space="preserve">Pregunta completa (variante base): </w:t>
+      </w:r>
+      <w:r>
+        <w:t xml:space="preserve">Si alguien te dijera que tomar algo pequeño de un lugar donde nadie lo va a notar no es realmente robar, ¿qué tan de acuerdo estás con que no estarías de acuerdo con esa forma de pensar?</w:t>
+      </w:r>
+    </w:p>
+    <w:p>
+      <w:pPr>
+        <w:spacing w:after="60"/>
+      </w:pPr>
+      <w:r>
+        <w:rPr>
+          <w:b/>
+          <w:bCs/>
+        </w:rPr>
+        <w:t xml:space="preserve">Variantes de redacción (se muestra 1 al azar por aplicación):</w:t>
+      </w:r>
+    </w:p>
+    <w:p>
+      <w:pPr>
+        <w:spacing w:after="60"/>
+        <w:ind w:left="200"/>
+      </w:pPr>
+      <w:r>
+        <w:t xml:space="preserve">Variante 1 (base): Si alguien te dijera que tomar algo pequeño de un lugar donde nadie lo va a notar no es realmente robar, ¿qué tan de acuerdo estás con que no estarías de acuerdo con esa forma de pensar?</w:t>
+      </w:r>
+    </w:p>
+    <w:p>
+      <w:pPr>
+        <w:spacing w:after="60"/>
+        <w:ind w:left="200"/>
+      </w:pPr>
+      <w:r>
+        <w:t xml:space="preserve">Variante 2: Imagina que alguien te dijera que tomar algo pequeño de un lugar donde nadie lo va a notar no es realmente robar. ¿Qué tan de acuerdo estás con que no estarías de acuerdo con esa forma de pensar?</w:t>
+      </w:r>
+    </w:p>
+    <w:p>
+      <w:pPr>
+        <w:spacing w:after="60"/>
+        <w:ind w:left="200"/>
+      </w:pPr>
+      <w:r>
+        <w:t xml:space="preserve">Variante 3: Ante esta situación: alguien te dijera que tomar algo pequeño de un lugar donde nadie lo va a notar no es realmente robar, ¿qué tan de acuerdo estás con que no estarías de acuerdo con esa forma de pensar?</w:t>
+      </w:r>
+    </w:p>
+    <w:p>
+      <w:pPr>
+        <w:spacing w:after="60"/>
+        <w:ind w:left="200"/>
+      </w:pPr>
+      <w:r>
+        <w:t xml:space="preserve">Variante 4: Supón que alguien te dijera que tomar algo pequeño de un lugar donde nadie lo va a notar no es realmente robar. ¿Qué tan de acuerdo estás en que no estarías de acuerdo con esa forma de pensar?</w:t>
+      </w:r>
+    </w:p>
+    <w:p>
+      <w:pPr>
+        <w:spacing w:after="60"/>
+        <w:ind w:left="200"/>
+      </w:pPr>
+      <w:r>
+        <w:t xml:space="preserve">Variante 5: Alguien te dijera que tomar algo pequeño de un lugar donde nadie lo va a notar no es realmente robar. ¿Qué tan de acuerdo estás con que no estarías de acuerdo con esa forma de pensar?</w:t>
+      </w:r>
+    </w:p>
+    <w:p>
+      <w:pPr>
+        <w:spacing w:after="90"/>
+      </w:pPr>
+      <w:r>
+        <w:rPr>
+          <w:b/>
+          <w:bCs/>
+        </w:rPr>
+        <w:t xml:space="preserve">Opciones de respuesta y valor de cada una: </w:t>
+      </w:r>
+      <w:r>
+        <w:t xml:space="preserve">Totalmente en desacuerdo (0) / En desacuerdo (1) / Algo de acuerdo (2) / De acuerdo (3) / Totalmente de acuerdo (4)</w:t>
+      </w:r>
+    </w:p>
+    <w:p>
+      <w:pPr>
+        <w:spacing w:after="90"/>
+      </w:pPr>
+      <w:r>
+        <w:rPr>
+          <w:b/>
+          <w:bCs/>
+        </w:rPr>
+        <w:t xml:space="preserve">Dirección: </w:t>
+      </w:r>
+      <w:r>
+        <w:t xml:space="preserve">Inverso</w:t>
+      </w:r>
+    </w:p>
+    <w:p>
+      <w:pPr>
+        <w:spacing w:after="90"/>
+      </w:pPr>
+      <w:r>
+        <w:rPr>
+          <w:b/>
+          <w:bCs/>
+        </w:rPr>
+        <w:t xml:space="preserve">Respuesta de menor riesgo: </w:t>
+      </w:r>
+      <w:r>
+        <w:t xml:space="preserve">Totalmente de acuerdo (valor 4)</w:t>
+      </w:r>
+    </w:p>
+    <w:p>
+      <w:pPr>
+        <w:spacing w:after="90"/>
+      </w:pPr>
+      <w:r>
+        <w:rPr>
+          <w:b/>
+          <w:bCs/>
+        </w:rPr>
+        <w:t xml:space="preserve">Valor psicométrico (cómo se transforma la respuesta cruda): </w:t>
+      </w:r>
+      <w:r>
+        <w:t xml:space="preserve">Escala 0-4 según el orden de las opciones listado arriba; reactivo inverso: el valor de reactivo se calcula como 4 menos la respuesta cruda.</w:t>
+      </w:r>
+    </w:p>
+    <w:p>
+      <w:pPr>
+        <w:spacing w:after="90"/>
+      </w:pPr>
+      <w:r>
+        <w:rPr>
+          <w:b/>
+          <w:bCs/>
+        </w:rPr>
+        <w:t xml:space="preserve">Reactivos de contraste (par espejo): </w:t>
+      </w:r>
+      <w:r>
+        <w:t xml:space="preserve">R007 (par espejo 4 de la dimensión)</w:t>
+      </w:r>
+    </w:p>
+    <w:p>
+      <w:pPr>
+        <w:spacing w:after="100"/>
+      </w:pPr>
+    </w:p>
+    <w:p>
+      <w:pPr>
+        <w:pStyle w:val="Heading3"/>
+        <w:spacing w:after="100" w:before="200"/>
+      </w:pPr>
+      <w:r>
+        <w:t xml:space="preserve">R009 — Escenario/dilema — indicador 1 (Apropiación de bienes materiales ajenos (dinero, mercancía, insumos).)</w:t>
+      </w:r>
+    </w:p>
+    <w:p>
+      <w:pPr>
+        <w:spacing w:after="90"/>
+      </w:pPr>
+      <w:r>
+        <w:rPr>
+          <w:b/>
+          <w:bCs/>
+        </w:rPr>
+        <w:t xml:space="preserve">Tipo de reactivo: </w:t>
+      </w:r>
+      <w:r>
+        <w:t xml:space="preserve">4-Escenario/dilema</w:t>
+      </w:r>
+    </w:p>
+    <w:p>
+      <w:pPr>
+        <w:spacing w:after="90"/>
+      </w:pPr>
+      <w:r>
+        <w:rPr>
+          <w:b/>
+          <w:bCs/>
+        </w:rPr>
+        <w:t xml:space="preserve">Indicador conductual (Fase 1): </w:t>
+      </w:r>
+      <w:r>
+        <w:t xml:space="preserve">Apropiación de bienes materiales ajenos (dinero, mercancía, insumos).</w:t>
+      </w:r>
+    </w:p>
+    <w:p>
+      <w:pPr>
+        <w:spacing w:after="90"/>
+      </w:pPr>
+      <w:r>
+        <w:rPr>
+          <w:b/>
+          <w:bCs/>
+        </w:rPr>
+        <w:t xml:space="preserve">Pregunta completa (variante base): </w:t>
+      </w:r>
+      <w:r>
+        <w:t xml:space="preserve">Imagina que encuentras un objeto de valor o dinero que alguien perdió en tu lugar de trabajo o en un espacio compartido. ¿Qué tan probable es que te quedes con eso en lugar de intentar devolverlo?</w:t>
+      </w:r>
+    </w:p>
+    <w:p>
+      <w:pPr>
+        <w:spacing w:after="60"/>
+      </w:pPr>
+      <w:r>
+        <w:rPr>
+          <w:b/>
+          <w:bCs/>
+        </w:rPr>
+        <w:t xml:space="preserve">Variantes de redacción (se muestra 1 al azar por aplicación):</w:t>
+      </w:r>
+    </w:p>
+    <w:p>
+      <w:pPr>
+        <w:spacing w:after="60"/>
+        <w:ind w:left="200"/>
+      </w:pPr>
+      <w:r>
+        <w:t xml:space="preserve">Variante 1 (base): Imagina que encuentras un objeto de valor o dinero que alguien perdió en tu lugar de trabajo o en un espacio compartido. ¿Qué tan probable es que te quedes con eso en lugar de intentar devolverlo?</w:t>
+      </w:r>
+    </w:p>
+    <w:p>
+      <w:pPr>
+        <w:spacing w:after="60"/>
+        <w:ind w:left="200"/>
+      </w:pPr>
+      <w:r>
+        <w:t xml:space="preserve">Variante 2: Supón que encuentras un objeto de valor o dinero que alguien perdió en tu lugar de trabajo o en un espacio compartido. ¿Qué tan probable es que te quedes con eso en lugar de intentar devolverlo?</w:t>
+      </w:r>
+    </w:p>
+    <w:p>
+      <w:pPr>
+        <w:spacing w:after="60"/>
+        <w:ind w:left="200"/>
+      </w:pPr>
+      <w:r>
+        <w:t xml:space="preserve">Variante 3: Piensa en la siguiente situación: encuentras un objeto de valor o dinero que alguien perdió en tu lugar de trabajo o en un espacio compartido. ¿Qué tan probable es que te quedes con eso en lugar de intentar devolverlo?</w:t>
+      </w:r>
+    </w:p>
+    <w:p>
+      <w:pPr>
+        <w:spacing w:after="60"/>
+        <w:ind w:left="200"/>
+      </w:pPr>
+      <w:r>
+        <w:t xml:space="preserve">Variante 4: Si te encontraras en esta situación: encuentras un objeto de valor o dinero que alguien perdió en tu lugar de trabajo o en un espacio compartido, ¿qué tan probable es que te quedes con eso en lugar de intentar devolverlo?</w:t>
+      </w:r>
+    </w:p>
+    <w:p>
+      <w:pPr>
+        <w:spacing w:after="60"/>
+        <w:ind w:left="200"/>
+      </w:pPr>
+      <w:r>
+        <w:t xml:space="preserve">Variante 5: Encuentras un objeto de valor o dinero que alguien perdió en tu lugar de trabajo o en un espacio compartido. ¿Qué tan probable dirías que es que te quedes con eso en lugar de intentar devolverlo?</w:t>
+      </w:r>
+    </w:p>
+    <w:p>
+      <w:pPr>
+        <w:spacing w:after="90"/>
+      </w:pPr>
+      <w:r>
+        <w:rPr>
+          <w:b/>
+          <w:bCs/>
+        </w:rPr>
+        <w:t xml:space="preserve">Opciones de respuesta y valor de cada una: </w:t>
+      </w:r>
+      <w:r>
+        <w:t xml:space="preserve">Nada probable (0) / Poco probable (1) / Algo probable (2) / Muy probable (3)</w:t>
+      </w:r>
+    </w:p>
+    <w:p>
+      <w:pPr>
+        <w:spacing w:after="90"/>
+      </w:pPr>
+      <w:r>
+        <w:rPr>
+          <w:b/>
+          <w:bCs/>
+        </w:rPr>
+        <w:t xml:space="preserve">Dirección: </w:t>
+      </w:r>
+      <w:r>
+        <w:t xml:space="preserve">Directo</w:t>
+      </w:r>
+    </w:p>
+    <w:p>
+      <w:pPr>
+        <w:spacing w:after="90"/>
+      </w:pPr>
+      <w:r>
+        <w:rPr>
+          <w:b/>
+          <w:bCs/>
+        </w:rPr>
+        <w:t xml:space="preserve">Respuesta de menor riesgo: </w:t>
+      </w:r>
+      <w:r>
+        <w:t xml:space="preserve">Nada probable (valor 0)</w:t>
+      </w:r>
+    </w:p>
+    <w:p>
+      <w:pPr>
+        <w:spacing w:after="90"/>
+      </w:pPr>
+      <w:r>
+        <w:rPr>
+          <w:b/>
+          <w:bCs/>
+        </w:rPr>
+        <w:t xml:space="preserve">Valor psicométrico (cómo se transforma la respuesta cruda): </w:t>
+      </w:r>
+      <w:r>
+        <w:t xml:space="preserve">Escala 0-3 según el orden de las opciones listado arriba; reactivo directo, sin inversión.</w:t>
+      </w:r>
+    </w:p>
+    <w:p>
+      <w:pPr>
+        <w:spacing w:after="90"/>
+      </w:pPr>
+      <w:r>
+        <w:rPr>
+          <w:b/>
+          <w:bCs/>
+        </w:rPr>
+        <w:t xml:space="preserve">Reactivos de contraste (par espejo): </w:t>
+      </w:r>
+      <w:r>
+        <w:t xml:space="preserve">R010 (par espejo 5 de la dimensión)</w:t>
+      </w:r>
+    </w:p>
+    <w:p>
+      <w:pPr>
+        <w:spacing w:after="100"/>
+      </w:pPr>
+    </w:p>
+    <w:p>
+      <w:pPr>
+        <w:pStyle w:val="Heading3"/>
+        <w:spacing w:after="100" w:before="200"/>
+      </w:pPr>
+      <w:r>
+        <w:t xml:space="preserve">R010 — Percepción de terceros — indicador 1 (Apropiación de bienes materiales ajenos (dinero, mercancía, insumos).)</w:t>
+      </w:r>
+    </w:p>
+    <w:p>
+      <w:pPr>
+        <w:spacing w:after="90"/>
+      </w:pPr>
+      <w:r>
+        <w:rPr>
+          <w:b/>
+          <w:bCs/>
+        </w:rPr>
+        <w:t xml:space="preserve">Tipo de reactivo: </w:t>
+      </w:r>
+      <w:r>
+        <w:t xml:space="preserve">2-Percepción de terceros</w:t>
+      </w:r>
+    </w:p>
+    <w:p>
+      <w:pPr>
+        <w:spacing w:after="90"/>
+      </w:pPr>
+      <w:r>
+        <w:rPr>
+          <w:b/>
+          <w:bCs/>
+        </w:rPr>
+        <w:t xml:space="preserve">Indicador conductual (Fase 1): </w:t>
+      </w:r>
+      <w:r>
+        <w:t xml:space="preserve">Apropiación de bienes materiales ajenos (dinero, mercancía, insumos).</w:t>
+      </w:r>
+    </w:p>
+    <w:p>
+      <w:pPr>
+        <w:spacing w:after="90"/>
+      </w:pPr>
+      <w:r>
+        <w:rPr>
+          <w:b/>
+          <w:bCs/>
+        </w:rPr>
+        <w:t xml:space="preserve">Pregunta completa (variante base): </w:t>
+      </w:r>
+      <w:r>
+        <w:t xml:space="preserve">En tu experiencia, ¿qué tan frecuente dirías que es que las personas de tu entorno se queden con dinero o un objeto de valor que encontraron, en lugar de intentar devolverlo?</w:t>
+      </w:r>
+    </w:p>
+    <w:p>
+      <w:pPr>
+        <w:spacing w:after="60"/>
+      </w:pPr>
+      <w:r>
+        <w:rPr>
+          <w:b/>
+          <w:bCs/>
+        </w:rPr>
+        <w:t xml:space="preserve">Variantes de redacción (se muestra 1 al azar por aplicación):</w:t>
+      </w:r>
+    </w:p>
+    <w:p>
+      <w:pPr>
+        <w:spacing w:after="60"/>
+        <w:ind w:left="200"/>
+      </w:pPr>
+      <w:r>
+        <w:t xml:space="preserve">Variante 1 (base): En tu experiencia, ¿qué tan frecuente dirías que es que las personas de tu entorno se queden con dinero o un objeto de valor que encontraron, en lugar de intentar devolverlo?</w:t>
+      </w:r>
+    </w:p>
+    <w:p>
+      <w:pPr>
+        <w:spacing w:after="60"/>
+        <w:ind w:left="200"/>
+      </w:pPr>
+      <w:r>
+        <w:t xml:space="preserve">Variante 2: Pensando en las personas de tu entorno laboral, ¿con qué frecuencia dirías que ocurre que las personas de tu entorno se queden con dinero o un objeto de valor que encontraron, en lugar de intentar devolverlo?</w:t>
+      </w:r>
+    </w:p>
+    <w:p>
+      <w:pPr>
+        <w:spacing w:after="60"/>
+        <w:ind w:left="200"/>
+      </w:pPr>
+      <w:r>
+        <w:t xml:space="preserve">Variante 3: ¿Qué tan seguido dirías que observas que las personas de tu entorno se queden con dinero o un objeto de valor que encontraron, en lugar de intentar devolverlo?</w:t>
+      </w:r>
+    </w:p>
+    <w:p>
+      <w:pPr>
+        <w:spacing w:after="60"/>
+        <w:ind w:left="200"/>
+      </w:pPr>
+      <w:r>
+        <w:t xml:space="preserve">Variante 4: Según lo que has visto, ¿qué tan común dirías que es que las personas de tu entorno se queden con dinero o un objeto de valor que encontraron, en lugar de intentar devolverlo?</w:t>
+      </w:r>
+    </w:p>
+    <w:p>
+      <w:pPr>
+        <w:spacing w:after="60"/>
+        <w:ind w:left="200"/>
+      </w:pPr>
+      <w:r>
+        <w:t xml:space="preserve">Variante 5: En tu entorno, ¿qué tan frecuentemente dirías que sucede que las personas de tu entorno se queden con dinero o un objeto de valor que encontraron, en lugar de intentar devolverlo?</w:t>
+      </w:r>
+    </w:p>
+    <w:p>
+      <w:pPr>
+        <w:spacing w:after="90"/>
+      </w:pPr>
+      <w:r>
+        <w:rPr>
+          <w:b/>
+          <w:bCs/>
+        </w:rPr>
+        <w:t xml:space="preserve">Opciones de respuesta y valor de cada una: </w:t>
+      </w:r>
+      <w:r>
+        <w:t xml:space="preserve">Nunca o muy raro (0) / Ocasionalmente (1) / Con cierta frecuencia (2) / Muy frecuentemente (3)</w:t>
+      </w:r>
+    </w:p>
+    <w:p>
+      <w:pPr>
+        <w:spacing w:after="90"/>
+      </w:pPr>
+      <w:r>
+        <w:rPr>
+          <w:b/>
+          <w:bCs/>
+        </w:rPr>
+        <w:t xml:space="preserve">Dirección: </w:t>
+      </w:r>
+      <w:r>
+        <w:t xml:space="preserve">Directo</w:t>
+      </w:r>
+    </w:p>
+    <w:p>
+      <w:pPr>
+        <w:spacing w:after="90"/>
+      </w:pPr>
+      <w:r>
+        <w:rPr>
+          <w:b/>
+          <w:bCs/>
+        </w:rPr>
+        <w:t xml:space="preserve">Respuesta de menor riesgo: </w:t>
+      </w:r>
+      <w:r>
+        <w:t xml:space="preserve">Nunca o muy raro (valor 0)</w:t>
+      </w:r>
+    </w:p>
+    <w:p>
+      <w:pPr>
+        <w:spacing w:after="90"/>
+      </w:pPr>
+      <w:r>
+        <w:rPr>
+          <w:b/>
+          <w:bCs/>
+        </w:rPr>
+        <w:t xml:space="preserve">Valor psicométrico (cómo se transforma la respuesta cruda): </w:t>
+      </w:r>
+      <w:r>
+        <w:t xml:space="preserve">Escala 0-3 según el orden de las opciones listado arriba; reactivo directo, sin inversión.</w:t>
+      </w:r>
+    </w:p>
+    <w:p>
+      <w:pPr>
+        <w:spacing w:after="90"/>
+      </w:pPr>
+      <w:r>
+        <w:rPr>
+          <w:b/>
+          <w:bCs/>
+        </w:rPr>
+        <w:t xml:space="preserve">Reactivos de contraste (par espejo): </w:t>
+      </w:r>
+      <w:r>
+        <w:t xml:space="preserve">R009 (par espejo 5 de la dimensión)</w:t>
       </w:r>
     </w:p>
     <w:p>
